--- a/public/Janto-Motulo-CV.docx
+++ b/public/Janto-Motulo-CV.docx
@@ -274,29 +274,6 @@
           <w:sz w:val="19"/>
           <w:szCs w:val="19"/>
         </w:rPr>
-        <w:t xml:space="preserve">Cloud &amp; Delivery: </w:t>
-      </w:r>
-      <w:r>
-        <w:rPr>
-          <w:rFonts w:ascii="Calibri" w:cs="Calibri" w:eastAsia="Calibri" w:hAnsi="Calibri"/>
-          <w:sz w:val="19"/>
-          <w:szCs w:val="19"/>
-        </w:rPr>
-        <w:t xml:space="preserve">AWS (S3, CloudFront) — [CONFIRM: add Lambda / ECS / feature flagging only if used], CI/CD, feature flags, observability &amp; error monitoring</w:t>
-      </w:r>
-    </w:p>
-    <w:p>
-      <w:pPr>
-        <w:spacing w:after="60"/>
-      </w:pPr>
-      <w:r>
-        <w:rPr>
-          <w:rFonts w:ascii="Calibri" w:cs="Calibri" w:eastAsia="Calibri" w:hAnsi="Calibri"/>
-          <w:b/>
-          <w:bCs/>
-          <w:sz w:val="19"/>
-          <w:szCs w:val="19"/>
-        </w:rPr>
         <w:t xml:space="preserve">Practices: </w:t>
       </w:r>
       <w:r>
@@ -306,6 +283,29 @@
           <w:szCs w:val="19"/>
         </w:rPr>
         <w:t xml:space="preserve">Frontend architecture, SSR/CSR &amp; rendering strategy, micro-frontend &amp; modular package architecture, RBAC &amp; i18n, API integration &amp; resilience, web security, Agile/Scrum, mentoring</w:t>
+      </w:r>
+    </w:p>
+    <w:p>
+      <w:pPr>
+        <w:spacing w:after="60"/>
+      </w:pPr>
+      <w:r>
+        <w:rPr>
+          <w:rFonts w:ascii="Calibri" w:cs="Calibri" w:eastAsia="Calibri" w:hAnsi="Calibri"/>
+          <w:b/>
+          <w:bCs/>
+          <w:sz w:val="19"/>
+          <w:szCs w:val="19"/>
+        </w:rPr>
+        <w:t xml:space="preserve">Currently Expanding: </w:t>
+      </w:r>
+      <w:r>
+        <w:rPr>
+          <w:rFonts w:ascii="Calibri" w:cs="Calibri" w:eastAsia="Calibri" w:hAnsi="Calibri"/>
+          <w:sz w:val="19"/>
+          <w:szCs w:val="19"/>
+        </w:rPr>
+        <w:t xml:space="preserve">Flutter / Dart (in progress) — broadening into cross-platform client development alongside core web work</w:t>
       </w:r>
     </w:p>
     <w:p>
@@ -985,97 +985,6 @@
           <w:szCs w:val="19"/>
         </w:rPr>
         <w:t xml:space="preserve">Built the Skyporter web application from the ground up (organisation operations, member management, digital payments), owning the frontend lifecycle end-to-end. Stack: React.js, Tailwind CSS.</w:t>
-      </w:r>
-    </w:p>
-    <w:p>
-      <w:pPr>
-        <w:pBdr>
-          <w:bottom w:val="single" w:color="1F3864" w:sz="6" w:space="2"/>
-        </w:pBdr>
-        <w:spacing w:after="100" w:before="200"/>
-      </w:pPr>
-      <w:r>
-        <w:rPr>
-          <w:rFonts w:ascii="Calibri" w:cs="Calibri" w:eastAsia="Calibri" w:hAnsi="Calibri"/>
-          <w:b/>
-          <w:bCs/>
-          <w:color w:val="1F3864"/>
-          <w:sz w:val="20"/>
-          <w:szCs w:val="20"/>
-        </w:rPr>
-        <w:t xml:space="preserve">SELECTED PROJECTS &amp; OPEN SOURCE</w:t>
-      </w:r>
-    </w:p>
-    <w:p>
-      <w:pPr>
-        <w:spacing w:after="60"/>
-        <w:jc w:val="both"/>
-      </w:pPr>
-      <w:r>
-        <w:rPr>
-          <w:rFonts w:ascii="Calibri" w:cs="Calibri" w:eastAsia="Calibri" w:hAnsi="Calibri"/>
-          <w:sz w:val="19"/>
-          <w:szCs w:val="19"/>
-        </w:rPr>
-        <w:t xml:space="preserve">[OPTIONAL — fill in or delete this whole section. The role explicitly values open-source contributions in the Vue or AI-tooling ecosystem — a small Vue 3 / Nuxt 3 side project here would directly offset the Vue-depth gap, plus any side project involving streaming AI UI, agent workflows, or MCP. Even a small public repo here is a differentiator. Suggested format below.]</w:t>
-      </w:r>
-    </w:p>
-    <w:p>
-      <w:pPr>
-        <w:pStyle w:val="ListParagraph"/>
-        <w:numPr>
-          <w:ilvl w:val="0"/>
-          <w:numId w:val="2"/>
-        </w:numPr>
-        <w:spacing w:after="60"/>
-        <w:jc w:val="both"/>
-      </w:pPr>
-      <w:r>
-        <w:rPr>
-          <w:rFonts w:ascii="Calibri" w:cs="Calibri" w:eastAsia="Calibri" w:hAnsi="Calibri"/>
-          <w:b/>
-          <w:bCs/>
-          <w:sz w:val="19"/>
-          <w:szCs w:val="19"/>
-        </w:rPr>
-        <w:t xml:space="preserve">Project name — </w:t>
-      </w:r>
-      <w:r>
-        <w:rPr>
-          <w:rFonts w:ascii="Calibri" w:cs="Calibri" w:eastAsia="Calibri" w:hAnsi="Calibri"/>
-          <w:sz w:val="19"/>
-          <w:szCs w:val="19"/>
-        </w:rPr>
-        <w:t xml:space="preserve">one line on what it does, the stack (e.g. Nuxt 3 + Pinia + TypeScript), and the outcome or link (github.com/jantoandriano/…).</w:t>
-      </w:r>
-    </w:p>
-    <w:p>
-      <w:pPr>
-        <w:pStyle w:val="ListParagraph"/>
-        <w:numPr>
-          <w:ilvl w:val="0"/>
-          <w:numId w:val="2"/>
-        </w:numPr>
-        <w:spacing w:after="60"/>
-        <w:jc w:val="both"/>
-      </w:pPr>
-      <w:r>
-        <w:rPr>
-          <w:rFonts w:ascii="Calibri" w:cs="Calibri" w:eastAsia="Calibri" w:hAnsi="Calibri"/>
-          <w:b/>
-          <w:bCs/>
-          <w:sz w:val="19"/>
-          <w:szCs w:val="19"/>
-        </w:rPr>
-        <w:t xml:space="preserve">Open-source contribution — </w:t>
-      </w:r>
-      <w:r>
-        <w:rPr>
-          <w:rFonts w:ascii="Calibri" w:cs="Calibri" w:eastAsia="Calibri" w:hAnsi="Calibri"/>
-          <w:sz w:val="19"/>
-          <w:szCs w:val="19"/>
-        </w:rPr>
-        <w:t xml:space="preserve">repo, nature of the contribution (bug fix, docs, feature), and link to the merged PR.</w:t>
       </w:r>
     </w:p>
     <w:p>

--- a/public/Janto-Motulo-CV.docx
+++ b/public/Janto-Motulo-CV.docx
@@ -305,7 +305,7 @@
           <w:sz w:val="19"/>
           <w:szCs w:val="19"/>
         </w:rPr>
-        <w:t xml:space="preserve">Flutter / Dart (in progress) — broadening into cross-platform client development alongside core web work</w:t>
+        <w:t xml:space="preserve">Flutter / Dart (in progress) — building CineTrack, a TMDB-powered movie/TV catalog app (github.com/jantoandriano/tmbd_app) using Riverpod, go_router, and a clean-architecture feature structure</w:t>
       </w:r>
     </w:p>
     <w:p>
@@ -332,7 +332,7 @@
         <w:tabs>
           <w:tab w:val="right" w:pos="10440"/>
         </w:tabs>
-        <w:spacing w:after="20" w:before="140"/>
+        <w:spacing w:after="20" w:before="320"/>
       </w:pPr>
       <w:r>
         <w:rPr>
@@ -374,6 +374,23 @@
           <w:szCs w:val="18"/>
         </w:rPr>
         <w:t xml:space="preserve">	Oct 2024 – Present  |  Remote</w:t>
+      </w:r>
+    </w:p>
+    <w:p>
+      <w:pPr>
+        <w:spacing w:after="60"/>
+        <w:jc w:val="both"/>
+      </w:pPr>
+      <w:r>
+        <w:rPr>
+          <w:rFonts w:ascii="Calibri" w:cs="Calibri" w:eastAsia="Calibri" w:hAnsi="Calibri"/>
+          <w:i/>
+          <w:iCs/>
+          <w:color w:val="444444"/>
+          <w:sz w:val="18"/>
+          <w:szCs w:val="18"/>
+        </w:rPr>
+        <w:t xml:space="preserve">Project: A multi-tenant SaaS ticketing platform for telco company clients, unifying support tickets from multiple channels (email and other sources) into a single queue — built so each tenant’s support team can triage, track, and resolve customer issues without switching between disconnected tools.</w:t>
       </w:r>
     </w:p>
     <w:p>
@@ -402,7 +419,7 @@
           <w:sz w:val="19"/>
           <w:szCs w:val="19"/>
         </w:rPr>
-        <w:t xml:space="preserve">Architected a multi-tenant B2B SaaS platform in Next.js and TypeScript — defining rendering strategy (SSR/CSR), dynamic routing, application state, and per-tenant data isolation — serving concurrent enterprise clients from a single codebase.</w:t>
+        <w:t xml:space="preserve">Architected the platform in Next.js and TypeScript — defining rendering strategy (SSR/CSR), dynamic routing, application state, and per-tenant data isolation — serving concurrent telco clients from a single codebase.</w:t>
       </w:r>
     </w:p>
     <w:p>
@@ -552,10 +569,11 @@
     </w:p>
     <w:p>
       <w:pPr>
+        <w:pageBreakBefore/>
         <w:tabs>
           <w:tab w:val="right" w:pos="10440"/>
         </w:tabs>
-        <w:spacing w:after="20" w:before="140"/>
+        <w:spacing w:after="20" w:before="320"/>
       </w:pPr>
       <w:r>
         <w:rPr>
@@ -597,6 +615,23 @@
           <w:szCs w:val="18"/>
         </w:rPr>
         <w:t xml:space="preserve">	Jul 2023 – Apr 2025  |  Tangerang, Indonesia</w:t>
+      </w:r>
+    </w:p>
+    <w:p>
+      <w:pPr>
+        <w:spacing w:after="60"/>
+        <w:jc w:val="both"/>
+      </w:pPr>
+      <w:r>
+        <w:rPr>
+          <w:rFonts w:ascii="Calibri" w:cs="Calibri" w:eastAsia="Calibri" w:hAnsi="Calibri"/>
+          <w:i/>
+          <w:iCs/>
+          <w:color w:val="444444"/>
+          <w:sz w:val="18"/>
+          <w:szCs w:val="18"/>
+        </w:rPr>
+        <w:t xml:space="preserve">Project: Two clinical systems for a hospital group — a BPJS (national health insurance) management system used by front-desk and administrative staff to register and schedule patients, and an EMR portal giving clinicians secure, real-time access to patient records — both built to replace paper-based and manual workflows.</w:t>
       </w:r>
     </w:p>
     <w:p>
@@ -625,7 +660,7 @@
           <w:sz w:val="19"/>
           <w:szCs w:val="19"/>
         </w:rPr>
-        <w:t xml:space="preserve">Owned end-to-end delivery of a BPJS national-insurance management system (registration, scheduling, poly coverage) built with Vue.js and Nuxt SSR, replacing manual clinical workflows for a large multi-site hospital group.</w:t>
+        <w:t xml:space="preserve">Owned end-to-end delivery of the BPJS management system (registration, scheduling, poly coverage) built with Vue.js and Nuxt SSR, replacing manual clinical workflows for a large multi-site hospital group.</w:t>
       </w:r>
     </w:p>
     <w:p>
@@ -654,7 +689,7 @@
           <w:sz w:val="19"/>
           <w:szCs w:val="19"/>
         </w:rPr>
-        <w:t xml:space="preserve">Built an EMR portal for secure, real-time patient record access — modelling heavily stateful, permission-scoped views with reusable composable logic, and Vue Query for data fetching, caching, and background revalidation.</w:t>
+        <w:t xml:space="preserve">Built the EMR portal for secure, real-time patient record access — modelling heavily stateful, permission-scoped views with reusable composable logic, and Vue Query for data fetching, caching, and background revalidation.</w:t>
       </w:r>
     </w:p>
     <w:p>
@@ -720,7 +755,7 @@
         <w:tabs>
           <w:tab w:val="right" w:pos="10440"/>
         </w:tabs>
-        <w:spacing w:after="20" w:before="140"/>
+        <w:spacing w:after="20" w:before="320"/>
       </w:pPr>
       <w:r>
         <w:rPr>
@@ -762,6 +797,23 @@
           <w:szCs w:val="18"/>
         </w:rPr>
         <w:t xml:space="preserve">	Jul 2021 – Jul 2023  |  Jakarta, Indonesia</w:t>
+      </w:r>
+    </w:p>
+    <w:p>
+      <w:pPr>
+        <w:spacing w:after="60"/>
+        <w:jc w:val="both"/>
+      </w:pPr>
+      <w:r>
+        <w:rPr>
+          <w:rFonts w:ascii="Calibri" w:cs="Calibri" w:eastAsia="Calibri" w:hAnsi="Calibri"/>
+          <w:i/>
+          <w:iCs/>
+          <w:color w:val="444444"/>
+          <w:sz w:val="18"/>
+          <w:szCs w:val="18"/>
+        </w:rPr>
+        <w:t xml:space="preserve">Project: Three internal platforms supporting SehatQ’s healthcare network — cms-internal for the doctors working with SehatQ, cms-toko for managing partner drug stores (inventory, listings, orders), and Telebod, a telemedicine tool doctors use to chat directly with patients — built to run day-to-day clinical and commercial operations.</w:t>
       </w:r>
     </w:p>
     <w:p>
@@ -856,7 +908,7 @@
         <w:tabs>
           <w:tab w:val="right" w:pos="10440"/>
         </w:tabs>
-        <w:spacing w:after="20" w:before="140"/>
+        <w:spacing w:after="20" w:before="320"/>
       </w:pPr>
       <w:r>
         <w:rPr>
@@ -898,6 +950,23 @@
           <w:szCs w:val="18"/>
         </w:rPr>
         <w:t xml:space="preserve">	Mar 2021 – Jul 2021  |  Jakarta, Indonesia</w:t>
+      </w:r>
+    </w:p>
+    <w:p>
+      <w:pPr>
+        <w:spacing w:after="60"/>
+        <w:jc w:val="both"/>
+      </w:pPr>
+      <w:r>
+        <w:rPr>
+          <w:rFonts w:ascii="Calibri" w:cs="Calibri" w:eastAsia="Calibri" w:hAnsi="Calibri"/>
+          <w:i/>
+          <w:iCs/>
+          <w:color w:val="444444"/>
+          <w:sz w:val="18"/>
+          <w:szCs w:val="18"/>
+        </w:rPr>
+        <w:t xml:space="preserve">Project: Internal workflow tools for Koala’s property agents, built to streamline how agents manage their day-to-day resources and workflow (listings, leads, and related tasks) in one place instead of ad-hoc tools.</w:t>
       </w:r>
     </w:p>
     <w:p>
@@ -924,7 +993,7 @@
         <w:tabs>
           <w:tab w:val="right" w:pos="10440"/>
         </w:tabs>
-        <w:spacing w:after="20" w:before="140"/>
+        <w:spacing w:after="20" w:before="320"/>
       </w:pPr>
       <w:r>
         <w:rPr>
@@ -966,6 +1035,23 @@
           <w:szCs w:val="18"/>
         </w:rPr>
         <w:t xml:space="preserve">	Nov 2019 – Mar 2021  |  Indonesia</w:t>
+      </w:r>
+    </w:p>
+    <w:p>
+      <w:pPr>
+        <w:spacing w:after="60"/>
+        <w:jc w:val="both"/>
+      </w:pPr>
+      <w:r>
+        <w:rPr>
+          <w:rFonts w:ascii="Calibri" w:cs="Calibri" w:eastAsia="Calibri" w:hAnsi="Calibri"/>
+          <w:i/>
+          <w:iCs/>
+          <w:color w:val="444444"/>
+          <w:sz w:val="18"/>
+          <w:szCs w:val="18"/>
+        </w:rPr>
+        <w:t xml:space="preserve">Project: Skyporter, a web application for a church organisation covering operations, member management, and digital giving — built to bring paper- and spreadsheet-based processes onto a single digital platform for staff and members.</w:t>
       </w:r>
     </w:p>
     <w:p>
